--- a/docs/tesis/Tesis_Jhon_Torres_Formato_UNC_Final.docx
+++ b/docs/tesis/Tesis_Jhon_Torres_Formato_UNC_Final.docx
@@ -7485,7 +7485,7 @@
         <w:rPr>
           <w:rFonts w:cs="Times New Roman"/>
         </w:rPr>
-        <w:t>La disponibilidad y los huecos temporales se cuantifican por separado en §4.2. Las filas AP y SM comparten la misma consulta y no constituyen mediciones repetidas independientes. Tampoco se ensayó un patrón físico de referencia ni la repetibilidad de una magnitud estable: el radioenlace cambia con el tiempo. Por ello, la verificación de correspondencia, integridad y reproducción no equivale a calibración del receptor ni a una validación sin restricciones de todos los días o versiones desplegadas [21, secs. 2.39, 2.44 y 2.45]. La inferencia y las conclusiones se limitan a las observaciones válidas y a las reglas auditadas.</w:t>
+        <w:t>Los huecos temporales se cuantifican en §4.2. Las filas AP y SM replican una misma consulta, no mediciones independientes. No se ensayó un patrón físico ni la repetibilidad de una magnitud estable. Por ello, la correspondencia, integridad y reproducción verificadas no constituyen calibración del receptor [21, secs. 2.39, 2.44 y 2.45]. El caso de un solo radioenlace permite responder los objetivos en el período observado, sin generalizar a otros enlaces. Por separado, la verificación del extractor se limita a los ciclos cotejados y no acredita funcionamiento multiestación irrestricto: las pruebas no conformes y la corrección fuera de línea constan en los Anexos 2 y 6.</w:t>
       </w:r>
     </w:p>
     <w:p>
